--- a/docs/Рабочий_дневник_исследователя_Ковалева_Алиса.docx
+++ b/docs/Рабочий_дневник_исследователя_Ковалева_Алиса.docx
@@ -1976,7 +1976,7 @@
                 <w:color w:val="0284C7"/>
                 <w:sz w:val="15"/>
               </w:rPr>
-              <w:t>№3: 🔬 Спасение по прибору</w:t>
+              <w:t>№3: 🔬 Превентивная регидратация</w:t>
             </w:r>
           </w:p>
         </w:tc>
@@ -2089,7 +2089,7 @@
                 <w:color w:val="6D28D9"/>
                 <w:sz w:val="15"/>
               </w:rPr>
-              <w:t>№4: 👁️ Спасение по глазам</w:t>
+              <w:t>№4: 👁️ Традиционный визуальный контроль</w:t>
             </w:r>
           </w:p>
         </w:tc>
@@ -2541,7 +2541,7 @@
                 <w:color w:val="0284C7"/>
                 <w:sz w:val="15"/>
               </w:rPr>
-              <w:t>№3: 🔬 Спасение по прибору</w:t>
+              <w:t>№3: 🔬 Превентивная регидратация</w:t>
             </w:r>
           </w:p>
         </w:tc>
@@ -2654,7 +2654,7 @@
                 <w:color w:val="6D28D9"/>
                 <w:sz w:val="15"/>
               </w:rPr>
-              <w:t>№4: 👁️ Спасение по глазам</w:t>
+              <w:t>№4: 👁️ Традиционный визуальный контроль</w:t>
             </w:r>
           </w:p>
         </w:tc>
@@ -3438,7 +3438,7 @@
                 <w:color w:val="0284C7"/>
                 <w:sz w:val="15"/>
               </w:rPr>
-              <w:t>№3: 🔬 Спасение по прибору</w:t>
+              <w:t>№3: 🔬 Превентивная регидратация</w:t>
             </w:r>
           </w:p>
         </w:tc>
@@ -3551,7 +3551,7 @@
                 <w:color w:val="6D28D9"/>
                 <w:sz w:val="15"/>
               </w:rPr>
-              <w:t>№4: 👁️ Спасение по глазам</w:t>
+              <w:t>№4: 👁️ Традиционный визуальный контроль</w:t>
             </w:r>
           </w:p>
         </w:tc>
@@ -4003,7 +4003,7 @@
                 <w:color w:val="0284C7"/>
                 <w:sz w:val="15"/>
               </w:rPr>
-              <w:t>№3: 🔬 Спасение по прибору</w:t>
+              <w:t>№3: 🔬 Превентивная регидратация</w:t>
             </w:r>
           </w:p>
         </w:tc>
@@ -4116,7 +4116,7 @@
                 <w:color w:val="6D28D9"/>
                 <w:sz w:val="15"/>
               </w:rPr>
-              <w:t>№4: 👁️ Спасение по глазам</w:t>
+              <w:t>№4: 👁️ Традиционный визуальный контроль</w:t>
             </w:r>
           </w:p>
         </w:tc>
@@ -4328,7 +4328,7 @@
           <w:color w:val="1E3A8A"/>
           <w:sz w:val="19"/>
         </w:rPr>
-        <w:t>📅 ДЕНЬ 12 (11.10, Вс) — АЛЕРТ И СПАСЕНИЕ К3 / ЗАДЕРЖКА К4</w:t>
+        <w:t>📅 ДЕНЬ 12 (11.10, Вс) — АЛЕРТ И ПРЕВЕНТИВНЫЙ ПОЛИВ К3</w:t>
       </w:r>
     </w:p>
     <w:tbl>
@@ -4905,7 +4905,7 @@
                 <w:color w:val="0284C7"/>
                 <w:sz w:val="15"/>
               </w:rPr>
-              <w:t>№3: 🔬 Спасение по прибору</w:t>
+              <w:t>№3: 🔬 Превентивная регидратация</w:t>
             </w:r>
           </w:p>
         </w:tc>
@@ -5018,7 +5018,7 @@
                 <w:color w:val="6D28D9"/>
                 <w:sz w:val="15"/>
               </w:rPr>
-              <w:t>№4: 👁️ Спасение по глазам</w:t>
+              <w:t>№4: 👁️ Традиционный визуальный контроль</w:t>
             </w:r>
           </w:p>
         </w:tc>
@@ -5470,7 +5470,7 @@
                 <w:color w:val="0284C7"/>
                 <w:sz w:val="15"/>
               </w:rPr>
-              <w:t>№3: 🔬 Спасение по прибору</w:t>
+              <w:t>№3: 🔬 Превентивная регидратация</w:t>
             </w:r>
           </w:p>
         </w:tc>
@@ -5583,7 +5583,7 @@
                 <w:color w:val="6D28D9"/>
                 <w:sz w:val="15"/>
               </w:rPr>
-              <w:t>№4: 👁️ Спасение по глазам</w:t>
+              <w:t>№4: 👁️ Традиционный визуальный контроль</w:t>
             </w:r>
           </w:p>
         </w:tc>
@@ -5790,7 +5790,7 @@
           <w:color w:val="1E3A8A"/>
           <w:sz w:val="19"/>
         </w:rPr>
-        <w:t>📅 ДЕНЬ 13 (12.10, Пн) — УВЯДАНИЕ И СПАСЕНИЕ К4 ПО ГЛАЗАМ</w:t>
+        <w:t>📅 ДЕНЬ 13 (12.10, Пн) — ПОТЕРЯ ТУРГОРА И ПОЛИВ К4 (ВИЗУАЛЬНЫЙ КОНТРОЛЬ)</w:t>
       </w:r>
     </w:p>
     <w:tbl>
@@ -6367,7 +6367,7 @@
                 <w:color w:val="0284C7"/>
                 <w:sz w:val="15"/>
               </w:rPr>
-              <w:t>№3: 🔬 Спасение по прибору</w:t>
+              <w:t>№3: 🔬 Превентивная регидратация</w:t>
             </w:r>
           </w:p>
         </w:tc>
@@ -6480,7 +6480,7 @@
                 <w:color w:val="6D28D9"/>
                 <w:sz w:val="15"/>
               </w:rPr>
-              <w:t>№4: 👁️ Спасение по глазам</w:t>
+              <w:t>№4: 👁️ Традиционный визуальный контроль</w:t>
             </w:r>
           </w:p>
         </w:tc>
@@ -6932,7 +6932,7 @@
                 <w:color w:val="0284C7"/>
                 <w:sz w:val="15"/>
               </w:rPr>
-              <w:t>№3: 🔬 Спасение по прибору</w:t>
+              <w:t>№3: 🔬 Превентивная регидратация</w:t>
             </w:r>
           </w:p>
         </w:tc>
@@ -7045,7 +7045,7 @@
                 <w:color w:val="6D28D9"/>
                 <w:sz w:val="15"/>
               </w:rPr>
-              <w:t>№4: 👁️ Спасение по глазам</w:t>
+              <w:t>№4: 👁️ Традиционный визуальный контроль</w:t>
             </w:r>
           </w:p>
         </w:tc>
@@ -7834,7 +7834,7 @@
                 <w:color w:val="0284C7"/>
                 <w:sz w:val="15"/>
               </w:rPr>
-              <w:t>№3: 🔬 Спасение по прибору</w:t>
+              <w:t>№3: 🔬 Превентивная регидратация</w:t>
             </w:r>
           </w:p>
         </w:tc>
@@ -7947,7 +7947,7 @@
                 <w:color w:val="6D28D9"/>
                 <w:sz w:val="15"/>
               </w:rPr>
-              <w:t>№4: 👁️ Спасение по глазам</w:t>
+              <w:t>№4: 👁️ Традиционный визуальный контроль</w:t>
             </w:r>
           </w:p>
         </w:tc>
@@ -8399,7 +8399,7 @@
                 <w:color w:val="0284C7"/>
                 <w:sz w:val="15"/>
               </w:rPr>
-              <w:t>№3: 🔬 Спасение по прибору</w:t>
+              <w:t>№3: 🔬 Превентивная регидратация</w:t>
             </w:r>
           </w:p>
         </w:tc>
@@ -8512,7 +8512,7 @@
                 <w:color w:val="6D28D9"/>
                 <w:sz w:val="15"/>
               </w:rPr>
-              <w:t>№4: 👁️ Спасение по глазам</w:t>
+              <w:t>№4: 👁️ Традиционный визуальный контроль</w:t>
             </w:r>
           </w:p>
         </w:tc>
@@ -9296,7 +9296,7 @@
                 <w:color w:val="0284C7"/>
                 <w:sz w:val="15"/>
               </w:rPr>
-              <w:t>№3: 🔬 Спасение по прибору</w:t>
+              <w:t>№3: 🔬 Превентивная регидратация</w:t>
             </w:r>
           </w:p>
         </w:tc>
@@ -9409,7 +9409,7 @@
                 <w:color w:val="6D28D9"/>
                 <w:sz w:val="15"/>
               </w:rPr>
-              <w:t>№4: 👁️ Спасение по глазам</w:t>
+              <w:t>№4: 👁️ Традиционный визуальный контроль</w:t>
             </w:r>
           </w:p>
         </w:tc>
@@ -9861,7 +9861,7 @@
                 <w:color w:val="0284C7"/>
                 <w:sz w:val="15"/>
               </w:rPr>
-              <w:t>№3: 🔬 Спасение по прибору</w:t>
+              <w:t>№3: 🔬 Превентивная регидратация</w:t>
             </w:r>
           </w:p>
         </w:tc>
@@ -9974,7 +9974,7 @@
                 <w:color w:val="6D28D9"/>
                 <w:sz w:val="15"/>
               </w:rPr>
-              <w:t>№4: 👁️ Спасение по глазам</w:t>
+              <w:t>№4: 👁️ Традиционный визуальный контроль</w:t>
             </w:r>
           </w:p>
         </w:tc>
@@ -10763,7 +10763,7 @@
                 <w:color w:val="0284C7"/>
                 <w:sz w:val="15"/>
               </w:rPr>
-              <w:t>№3: 🔬 Спасение по прибору</w:t>
+              <w:t>№3: 🔬 Превентивная регидратация</w:t>
             </w:r>
           </w:p>
         </w:tc>
@@ -10876,7 +10876,7 @@
                 <w:color w:val="6D28D9"/>
                 <w:sz w:val="15"/>
               </w:rPr>
-              <w:t>№4: 👁️ Спасение по глазам</w:t>
+              <w:t>№4: 👁️ Традиционный визуальный контроль</w:t>
             </w:r>
           </w:p>
         </w:tc>
@@ -11328,7 +11328,7 @@
                 <w:color w:val="0284C7"/>
                 <w:sz w:val="15"/>
               </w:rPr>
-              <w:t>№3: 🔬 Спасение по прибору</w:t>
+              <w:t>№3: 🔬 Превентивная регидратация</w:t>
             </w:r>
           </w:p>
         </w:tc>
@@ -11441,7 +11441,7 @@
                 <w:color w:val="6D28D9"/>
                 <w:sz w:val="15"/>
               </w:rPr>
-              <w:t>№4: 👁️ Спасение по глазам</w:t>
+              <w:t>№4: 👁️ Традиционный визуальный контроль</w:t>
             </w:r>
           </w:p>
         </w:tc>
@@ -12225,7 +12225,7 @@
                 <w:color w:val="0284C7"/>
                 <w:sz w:val="15"/>
               </w:rPr>
-              <w:t>№3: 🔬 Спасение по прибору</w:t>
+              <w:t>№3: 🔬 Превентивная регидратация</w:t>
             </w:r>
           </w:p>
         </w:tc>
@@ -12338,7 +12338,7 @@
                 <w:color w:val="6D28D9"/>
                 <w:sz w:val="15"/>
               </w:rPr>
-              <w:t>№4: 👁️ Спасение по глазам</w:t>
+              <w:t>№4: 👁️ Традиционный визуальный контроль</w:t>
             </w:r>
           </w:p>
         </w:tc>
@@ -12790,7 +12790,7 @@
                 <w:color w:val="0284C7"/>
                 <w:sz w:val="15"/>
               </w:rPr>
-              <w:t>№3: 🔬 Спасение по прибору</w:t>
+              <w:t>№3: 🔬 Превентивная регидратация</w:t>
             </w:r>
           </w:p>
         </w:tc>
@@ -12903,7 +12903,7 @@
                 <w:color w:val="6D28D9"/>
                 <w:sz w:val="15"/>
               </w:rPr>
-              <w:t>№4: 👁️ Спасение по глазам</w:t>
+              <w:t>№4: 👁️ Традиционный визуальный контроль</w:t>
             </w:r>
           </w:p>
         </w:tc>
